--- a/docs/primer_avance/doc_master/Doc Master.docx
+++ b/docs/primer_avance/doc_master/Doc Master.docx
@@ -12837,7 +12837,7 @@
         <w:t>Se prevé crear modelo completo de datos basado en l</w:t>
       </w:r>
       <w:r>
-        <w:t>as 24 HU.</w:t>
+        <w:t>as 22 HU.</w:t>
       </w:r>
     </w:p>
     <w:p>
